--- a/labs/lab13/report/report.docx
+++ b/labs/lab13/report/report.docx
@@ -23,7 +23,7 @@
         <w:pStyle w:val="Author"/>
       </w:pPr>
       <w:r>
-        <w:t xml:space="preserve">Лебедев Сергей Алексеевич</w:t>
+        <w:t xml:space="preserve">Гаджимурадов Аяз Тахирович</w:t>
       </w:r>
     </w:p>
     <w:sdt>
@@ -104,21 +104,12 @@
         </w:p>
       </w:sdtContent>
     </w:sdt>
-    <w:bookmarkStart w:id="20" w:name="цель-работы"/>
+    <w:bookmarkStart w:id="9" w:name="цель-работы"/>
     <w:p>
       <w:pPr>
         <w:pStyle w:val="Heading1"/>
       </w:pPr>
       <w:r>
-        <w:rPr>
-          <w:rStyle w:val="SectionNumber"/>
-        </w:rPr>
-        <w:t xml:space="preserve">1</w:t>
-      </w:r>
-      <w:r>
-        <w:tab/>
-      </w:r>
-      <w:r>
         <w:t xml:space="preserve">Цель работы</w:t>
       </w:r>
     </w:p>
@@ -130,21 +121,12 @@
         <w:t xml:space="preserve">Освоение основных возможностей командной оболочки Midnight Commander. Приобретение навыков практической работы по просмотру каталогов и файлов; манипуляций с ними.</w:t>
       </w:r>
     </w:p>
-    <w:bookmarkEnd w:id="20"/>
-    <w:bookmarkStart w:id="21" w:name="задание"/>
+    <w:bookmarkEnd w:id="9"/>
+    <w:bookmarkStart w:id="10" w:name="задание"/>
     <w:p>
       <w:pPr>
         <w:pStyle w:val="Heading1"/>
       </w:pPr>
-      <w:r>
-        <w:rPr>
-          <w:rStyle w:val="SectionNumber"/>
-        </w:rPr>
-        <w:t xml:space="preserve">2</w:t>
-      </w:r>
-      <w:r>
-        <w:tab/>
-      </w:r>
       <w:r>
         <w:t xml:space="preserve">Задание</w:t>
       </w:r>
@@ -326,21 +308,12 @@
         <w:t xml:space="preserve">Открыть файл с исходным текстом на языке программирования и изучить режим подсветки синтаксиса.</w:t>
       </w:r>
     </w:p>
-    <w:bookmarkEnd w:id="21"/>
-    <w:bookmarkStart w:id="22" w:name="теоретическое-введение"/>
+    <w:bookmarkEnd w:id="10"/>
+    <w:bookmarkStart w:id="11" w:name="теоретическое-введение"/>
     <w:p>
       <w:pPr>
         <w:pStyle w:val="Heading1"/>
       </w:pPr>
-      <w:r>
-        <w:rPr>
-          <w:rStyle w:val="SectionNumber"/>
-        </w:rPr>
-        <w:t xml:space="preserve">3</w:t>
-      </w:r>
-      <w:r>
-        <w:tab/>
-      </w:r>
       <w:r>
         <w:t xml:space="preserve">Теоретическое введение</w:t>
       </w:r>
@@ -568,58 +541,31 @@
         <w:t xml:space="preserve">— выход из mc.</w:t>
       </w:r>
     </w:p>
-    <w:bookmarkEnd w:id="22"/>
-    <w:bookmarkStart w:id="85" w:name="выполнение-лабораторной-работы"/>
+    <w:bookmarkEnd w:id="11"/>
+    <w:bookmarkStart w:id="74" w:name="выполнение-лабораторной-работы"/>
     <w:p>
       <w:pPr>
         <w:pStyle w:val="Heading1"/>
       </w:pPr>
       <w:r>
-        <w:rPr>
-          <w:rStyle w:val="SectionNumber"/>
-        </w:rPr>
-        <w:t xml:space="preserve">4</w:t>
-      </w:r>
-      <w:r>
-        <w:tab/>
-      </w:r>
-      <w:r>
         <w:t xml:space="preserve">Выполнение лабораторной работы</w:t>
       </w:r>
     </w:p>
-    <w:bookmarkStart w:id="48" w:name="задание-по-mc"/>
+    <w:bookmarkStart w:id="37" w:name="задание-по-mc"/>
     <w:p>
       <w:pPr>
         <w:pStyle w:val="Heading2"/>
       </w:pPr>
       <w:r>
-        <w:rPr>
-          <w:rStyle w:val="SectionNumber"/>
-        </w:rPr>
-        <w:t xml:space="preserve">4.1</w:t>
-      </w:r>
-      <w:r>
-        <w:tab/>
-      </w:r>
-      <w:r>
         <w:t xml:space="preserve">Задание по mc</w:t>
       </w:r>
     </w:p>
-    <w:bookmarkStart w:id="27" w:name="X36d304dd5e69fb281f8107e21d1c9cb01577e7d"/>
+    <w:bookmarkStart w:id="16" w:name="X36d304dd5e69fb281f8107e21d1c9cb01577e7d"/>
     <w:p>
       <w:pPr>
         <w:pStyle w:val="Heading3"/>
       </w:pPr>
       <w:r>
-        <w:rPr>
-          <w:rStyle w:val="SectionNumber"/>
-        </w:rPr>
-        <w:t xml:space="preserve">4.1.1</w:t>
-      </w:r>
-      <w:r>
-        <w:tab/>
-      </w:r>
-      <w:r>
         <w:t xml:space="preserve">Изучение справки и запуск Midnight Commander</w:t>
       </w:r>
     </w:p>
@@ -640,7 +586,16 @@
         <w:t xml:space="preserve">man mc</w:t>
       </w:r>
       <w:r>
-        <w:t xml:space="preserve">. После ознакомления с документацией mc запущен из командной строки (рис. 1).</w:t>
+        <w:t xml:space="preserve">. После ознакомления с документацией mc запущен из командной строки (рис.</w:t>
+      </w:r>
+      <w:r>
+        <w:t xml:space="preserve"> </w:t>
+      </w:r>
+      <w:r>
+        <w:t xml:space="preserve">@fig:001</w:t>
+      </w:r>
+      <w:r>
+        <w:t xml:space="preserve">).</w:t>
       </w:r>
     </w:p>
     <w:p>
@@ -669,7 +624,7 @@
         <w:t xml:space="preserve">mc</w:t>
       </w:r>
     </w:p>
-    <w:bookmarkStart w:id="26" w:name="fig:001"/>
+    <w:bookmarkStart w:id="15" w:name="fig:001"/>
     <w:p>
       <w:pPr>
         <w:pStyle w:val="CaptionedFigure"/>
@@ -679,18 +634,18 @@
           <wp:inline>
             <wp:extent cx="3733800" cy="1289194"/>
             <wp:effectExtent b="0" l="0" r="0" t="0"/>
-            <wp:docPr descr="Рис. 1: Справка man mc и запуск Midnight Commander из командной строки" title="" id="24" name="Picture"/>
+            <wp:docPr descr="Справка man mc и запуск Midnight Commander из командной строки" title="" id="13" name="Picture"/>
             <a:graphic>
               <a:graphicData uri="http://schemas.openxmlformats.org/drawingml/2006/picture">
                 <pic:pic>
                   <pic:nvPicPr>
-                    <pic:cNvPr descr="images/1.png" id="25" name="Picture"/>
+                    <pic:cNvPr descr="images/1.png" id="14" name="Picture"/>
                     <pic:cNvPicPr>
                       <a:picLocks noChangeArrowheads="1" noChangeAspect="1"/>
                     </pic:cNvPicPr>
                   </pic:nvPicPr>
                   <pic:blipFill>
-                    <a:blip r:embed="rId23"/>
+                    <a:blip r:embed="rId12"/>
                     <a:stretch>
                       <a:fillRect/>
                     </a:stretch>
@@ -722,26 +677,17 @@
         <w:pStyle w:val="ImageCaption"/>
       </w:pPr>
       <w:r>
-        <w:t xml:space="preserve">Рис. 1: Справка man mc и запуск Midnight Commander из командной строки</w:t>
-      </w:r>
-    </w:p>
-    <w:bookmarkEnd w:id="26"/>
-    <w:bookmarkEnd w:id="27"/>
-    <w:bookmarkStart w:id="32" w:name="просмотр-содержимого-файла-f3"/>
+        <w:t xml:space="preserve">Справка man mc и запуск Midnight Commander из командной строки</w:t>
+      </w:r>
+    </w:p>
+    <w:bookmarkEnd w:id="15"/>
+    <w:bookmarkEnd w:id="16"/>
+    <w:bookmarkStart w:id="21" w:name="просмотр-содержимого-файла-f3"/>
     <w:p>
       <w:pPr>
         <w:pStyle w:val="Heading3"/>
       </w:pPr>
       <w:r>
-        <w:rPr>
-          <w:rStyle w:val="SectionNumber"/>
-        </w:rPr>
-        <w:t xml:space="preserve">4.1.2</w:t>
-      </w:r>
-      <w:r>
-        <w:tab/>
-      </w:r>
-      <w:r>
         <w:t xml:space="preserve">Просмотр содержимого файла (F3)</w:t>
       </w:r>
     </w:p>
@@ -779,7 +725,16 @@
         <w:t xml:space="preserve">Просмотр (F3)</w:t>
       </w:r>
       <w:r>
-        <w:t xml:space="preserve">. Выполнен просмотр содержимого текстового файла без возможности его редактирования (рис. 2).</w:t>
+        <w:t xml:space="preserve">. Выполнен просмотр содержимого текстового файла без возможности его редактирования (рис.</w:t>
+      </w:r>
+      <w:r>
+        <w:t xml:space="preserve"> </w:t>
+      </w:r>
+      <w:r>
+        <w:t xml:space="preserve">@fig:002</w:t>
+      </w:r>
+      <w:r>
+        <w:t xml:space="preserve">).</w:t>
       </w:r>
     </w:p>
     <w:p>
@@ -793,7 +748,7 @@
         <w:t xml:space="preserve">F3 — просмотр содержимого файла</w:t>
       </w:r>
     </w:p>
-    <w:bookmarkStart w:id="31" w:name="fig:002"/>
+    <w:bookmarkStart w:id="20" w:name="fig:002"/>
     <w:p>
       <w:pPr>
         <w:pStyle w:val="CaptionedFigure"/>
@@ -803,18 +758,18 @@
           <wp:inline>
             <wp:extent cx="3733800" cy="1418987"/>
             <wp:effectExtent b="0" l="0" r="0" t="0"/>
-            <wp:docPr descr="Рис. 2: Просмотр содержимого файла через меню Файл (F3)" title="" id="29" name="Picture"/>
+            <wp:docPr descr="Просмотр содержимого файла через меню Файл (F3)" title="" id="18" name="Picture"/>
             <a:graphic>
               <a:graphicData uri="http://schemas.openxmlformats.org/drawingml/2006/picture">
                 <pic:pic>
                   <pic:nvPicPr>
-                    <pic:cNvPr descr="images/2.png" id="30" name="Picture"/>
+                    <pic:cNvPr descr="images/2.png" id="19" name="Picture"/>
                     <pic:cNvPicPr>
                       <a:picLocks noChangeArrowheads="1" noChangeAspect="1"/>
                     </pic:cNvPicPr>
                   </pic:nvPicPr>
                   <pic:blipFill>
-                    <a:blip r:embed="rId28"/>
+                    <a:blip r:embed="rId17"/>
                     <a:stretch>
                       <a:fillRect/>
                     </a:stretch>
@@ -846,26 +801,17 @@
         <w:pStyle w:val="ImageCaption"/>
       </w:pPr>
       <w:r>
-        <w:t xml:space="preserve">Рис. 2: Просмотр содержимого файла через меню Файл (F3)</w:t>
-      </w:r>
-    </w:p>
-    <w:bookmarkEnd w:id="31"/>
-    <w:bookmarkEnd w:id="32"/>
-    <w:bookmarkStart w:id="37" w:name="создание-каталога-f7"/>
+        <w:t xml:space="preserve">Просмотр содержимого файла через меню Файл (F3)</w:t>
+      </w:r>
+    </w:p>
+    <w:bookmarkEnd w:id="20"/>
+    <w:bookmarkEnd w:id="21"/>
+    <w:bookmarkStart w:id="26" w:name="создание-каталога-f7"/>
     <w:p>
       <w:pPr>
         <w:pStyle w:val="Heading3"/>
       </w:pPr>
       <w:r>
-        <w:rPr>
-          <w:rStyle w:val="SectionNumber"/>
-        </w:rPr>
-        <w:t xml:space="preserve">4.1.3</w:t>
-      </w:r>
-      <w:r>
-        <w:tab/>
-      </w:r>
-      <w:r>
         <w:t xml:space="preserve">Создание каталога (F7)</w:t>
       </w:r>
     </w:p>
@@ -933,7 +879,16 @@
         <w:t xml:space="preserve">~/reports/monthly</w:t>
       </w:r>
       <w:r>
-        <w:t xml:space="preserve">. В диалоговом окне введено имя нового каталога (рис. 3).</w:t>
+        <w:t xml:space="preserve">. В диалоговом окне введено имя нового каталога (рис.</w:t>
+      </w:r>
+      <w:r>
+        <w:t xml:space="preserve"> </w:t>
+      </w:r>
+      <w:r>
+        <w:t xml:space="preserve">@fig:003</w:t>
+      </w:r>
+      <w:r>
+        <w:t xml:space="preserve">).</w:t>
       </w:r>
     </w:p>
     <w:p>
@@ -947,7 +902,7 @@
         <w:t xml:space="preserve">F7 — создание нового подкаталога</w:t>
       </w:r>
     </w:p>
-    <w:bookmarkStart w:id="36" w:name="fig:003"/>
+    <w:bookmarkStart w:id="25" w:name="fig:003"/>
     <w:p>
       <w:pPr>
         <w:pStyle w:val="CaptionedFigure"/>
@@ -957,18 +912,18 @@
           <wp:inline>
             <wp:extent cx="3733800" cy="1681819"/>
             <wp:effectExtent b="0" l="0" r="0" t="0"/>
-            <wp:docPr descr="Рис. 3: Создание каталога june через F7" title="" id="34" name="Picture"/>
+            <wp:docPr descr="Создание каталога june через F7" title="" id="23" name="Picture"/>
             <a:graphic>
               <a:graphicData uri="http://schemas.openxmlformats.org/drawingml/2006/picture">
                 <pic:pic>
                   <pic:nvPicPr>
-                    <pic:cNvPr descr="images/3.png" id="35" name="Picture"/>
+                    <pic:cNvPr descr="images/3.png" id="24" name="Picture"/>
                     <pic:cNvPicPr>
                       <a:picLocks noChangeArrowheads="1" noChangeAspect="1"/>
                     </pic:cNvPicPr>
                   </pic:nvPicPr>
                   <pic:blipFill>
-                    <a:blip r:embed="rId33"/>
+                    <a:blip r:embed="rId22"/>
                     <a:stretch>
                       <a:fillRect/>
                     </a:stretch>
@@ -1000,26 +955,17 @@
         <w:pStyle w:val="ImageCaption"/>
       </w:pPr>
       <w:r>
-        <w:t xml:space="preserve">Рис. 3: Создание каталога june через F7</w:t>
-      </w:r>
-    </w:p>
-    <w:bookmarkEnd w:id="36"/>
-    <w:bookmarkEnd w:id="37"/>
-    <w:bookmarkStart w:id="42" w:name="редактирование-файла-f4"/>
+        <w:t xml:space="preserve">Создание каталога june через F7</w:t>
+      </w:r>
+    </w:p>
+    <w:bookmarkEnd w:id="25"/>
+    <w:bookmarkEnd w:id="26"/>
+    <w:bookmarkStart w:id="31" w:name="редактирование-файла-f4"/>
     <w:p>
       <w:pPr>
         <w:pStyle w:val="Heading3"/>
       </w:pPr>
       <w:r>
-        <w:rPr>
-          <w:rStyle w:val="SectionNumber"/>
-        </w:rPr>
-        <w:t xml:space="preserve">4.1.4</w:t>
-      </w:r>
-      <w:r>
-        <w:tab/>
-      </w:r>
-      <w:r>
         <w:t xml:space="preserve">Редактирование файла (F4)</w:t>
       </w:r>
     </w:p>
@@ -1044,7 +990,16 @@
         <w:t xml:space="preserve"> </w:t>
       </w:r>
       <w:r>
-        <w:t xml:space="preserve">запущен встроенный редактор Midnight Commander для редактирования выбранного файла. Редактирование выполнено без сохранения результатов (рис. 4).</w:t>
+        <w:t xml:space="preserve">запущен встроенный редактор Midnight Commander для редактирования выбранного файла. Редактирование выполнено без сохранения результатов (рис.</w:t>
+      </w:r>
+      <w:r>
+        <w:t xml:space="preserve"> </w:t>
+      </w:r>
+      <w:r>
+        <w:t xml:space="preserve">@fig:004</w:t>
+      </w:r>
+      <w:r>
+        <w:t xml:space="preserve">).</w:t>
       </w:r>
     </w:p>
     <w:p>
@@ -1058,7 +1013,7 @@
         <w:t xml:space="preserve">F4 — открытие файла в редакторе mc</w:t>
       </w:r>
     </w:p>
-    <w:bookmarkStart w:id="41" w:name="fig:004"/>
+    <w:bookmarkStart w:id="30" w:name="fig:004"/>
     <w:p>
       <w:pPr>
         <w:pStyle w:val="CaptionedFigure"/>
@@ -1068,18 +1023,18 @@
           <wp:inline>
             <wp:extent cx="3733800" cy="1767274"/>
             <wp:effectExtent b="0" l="0" r="0" t="0"/>
-            <wp:docPr descr="Рис. 4: Запуск встроенного редактора через меню Файл (F4)" title="" id="39" name="Picture"/>
+            <wp:docPr descr="Запуск встроенного редактора через меню Файл (F4)" title="" id="28" name="Picture"/>
             <a:graphic>
               <a:graphicData uri="http://schemas.openxmlformats.org/drawingml/2006/picture">
                 <pic:pic>
                   <pic:nvPicPr>
-                    <pic:cNvPr descr="images/4.png" id="40" name="Picture"/>
+                    <pic:cNvPr descr="images/4.png" id="29" name="Picture"/>
                     <pic:cNvPicPr>
                       <a:picLocks noChangeArrowheads="1" noChangeAspect="1"/>
                     </pic:cNvPicPr>
                   </pic:nvPicPr>
                   <pic:blipFill>
-                    <a:blip r:embed="rId38"/>
+                    <a:blip r:embed="rId27"/>
                     <a:stretch>
                       <a:fillRect/>
                     </a:stretch>
@@ -1111,26 +1066,17 @@
         <w:pStyle w:val="ImageCaption"/>
       </w:pPr>
       <w:r>
-        <w:t xml:space="preserve">Рис. 4: Запуск встроенного редактора через меню Файл (F4)</w:t>
-      </w:r>
-    </w:p>
-    <w:bookmarkEnd w:id="41"/>
-    <w:bookmarkEnd w:id="42"/>
-    <w:bookmarkStart w:id="47" w:name="создание-каталога-reports"/>
+        <w:t xml:space="preserve">Запуск встроенного редактора через меню Файл (F4)</w:t>
+      </w:r>
+    </w:p>
+    <w:bookmarkEnd w:id="30"/>
+    <w:bookmarkEnd w:id="31"/>
+    <w:bookmarkStart w:id="36" w:name="создание-каталога-reports"/>
     <w:p>
       <w:pPr>
         <w:pStyle w:val="Heading3"/>
       </w:pPr>
       <w:r>
-        <w:rPr>
-          <w:rStyle w:val="SectionNumber"/>
-        </w:rPr>
-        <w:t xml:space="preserve">4.1.5</w:t>
-      </w:r>
-      <w:r>
-        <w:tab/>
-      </w:r>
-      <w:r>
         <w:t xml:space="preserve">Создание каталога reports</w:t>
       </w:r>
     </w:p>
@@ -1170,10 +1116,19 @@
         <w:t xml:space="preserve"> </w:t>
       </w:r>
       <w:r>
-        <w:t xml:space="preserve">в домашнем каталоге. Наличие каталога проверено в панели mc (рис. 5).</w:t>
-      </w:r>
-    </w:p>
-    <w:bookmarkStart w:id="46" w:name="fig:005"/>
+        <w:t xml:space="preserve">в домашнем каталоге. Наличие каталога проверено в панели mc (рис.</w:t>
+      </w:r>
+      <w:r>
+        <w:t xml:space="preserve"> </w:t>
+      </w:r>
+      <w:r>
+        <w:t xml:space="preserve">@fig:005</w:t>
+      </w:r>
+      <w:r>
+        <w:t xml:space="preserve">).</w:t>
+      </w:r>
+    </w:p>
+    <w:bookmarkStart w:id="35" w:name="fig:005"/>
     <w:p>
       <w:pPr>
         <w:pStyle w:val="CaptionedFigure"/>
@@ -1183,18 +1138,18 @@
           <wp:inline>
             <wp:extent cx="3733800" cy="1468771"/>
             <wp:effectExtent b="0" l="0" r="0" t="0"/>
-            <wp:docPr descr="Рис. 5: Создание каталога reports в домашнем каталоге" title="" id="44" name="Picture"/>
+            <wp:docPr descr="Создание каталога reports в домашнем каталоге" title="" id="33" name="Picture"/>
             <a:graphic>
               <a:graphicData uri="http://schemas.openxmlformats.org/drawingml/2006/picture">
                 <pic:pic>
                   <pic:nvPicPr>
-                    <pic:cNvPr descr="images/5.png" id="45" name="Picture"/>
+                    <pic:cNvPr descr="images/5.png" id="34" name="Picture"/>
                     <pic:cNvPicPr>
                       <a:picLocks noChangeArrowheads="1" noChangeAspect="1"/>
                     </pic:cNvPicPr>
                   </pic:nvPicPr>
                   <pic:blipFill>
-                    <a:blip r:embed="rId43"/>
+                    <a:blip r:embed="rId32"/>
                     <a:stretch>
                       <a:fillRect/>
                     </a:stretch>
@@ -1226,45 +1181,27 @@
         <w:pStyle w:val="ImageCaption"/>
       </w:pPr>
       <w:r>
-        <w:t xml:space="preserve">Рис. 5: Создание каталога reports в домашнем каталоге</w:t>
-      </w:r>
-    </w:p>
-    <w:bookmarkEnd w:id="46"/>
-    <w:bookmarkEnd w:id="47"/>
-    <w:bookmarkEnd w:id="48"/>
-    <w:bookmarkStart w:id="84" w:name="задание-по-встроенному-редактору-mc"/>
+        <w:t xml:space="preserve">Создание каталога reports в домашнем каталоге</w:t>
+      </w:r>
+    </w:p>
+    <w:bookmarkEnd w:id="35"/>
+    <w:bookmarkEnd w:id="36"/>
+    <w:bookmarkEnd w:id="37"/>
+    <w:bookmarkStart w:id="73" w:name="задание-по-встроенному-редактору-mc"/>
     <w:p>
       <w:pPr>
         <w:pStyle w:val="Heading2"/>
       </w:pPr>
       <w:r>
-        <w:rPr>
-          <w:rStyle w:val="SectionNumber"/>
-        </w:rPr>
-        <w:t xml:space="preserve">4.2</w:t>
-      </w:r>
-      <w:r>
-        <w:tab/>
-      </w:r>
-      <w:r>
         <w:t xml:space="preserve">Задание по встроенному редактору mc</w:t>
       </w:r>
     </w:p>
-    <w:bookmarkStart w:id="53" w:name="создание-файла-text.txt"/>
+    <w:bookmarkStart w:id="42" w:name="создание-файла-text.txt"/>
     <w:p>
       <w:pPr>
         <w:pStyle w:val="Heading3"/>
       </w:pPr>
       <w:r>
-        <w:rPr>
-          <w:rStyle w:val="SectionNumber"/>
-        </w:rPr>
-        <w:t xml:space="preserve">4.2.1</w:t>
-      </w:r>
-      <w:r>
-        <w:tab/>
-      </w:r>
-      <w:r>
         <w:t xml:space="preserve">Создание файла text.txt</w:t>
       </w:r>
     </w:p>
@@ -1300,10 +1237,19 @@
         <w:t xml:space="preserve">text.txt</w:t>
       </w:r>
       <w:r>
-        <w:t xml:space="preserve">. Файл отображается в активной панели Midnight Commander и готов к открытию (рис. 6).</w:t>
-      </w:r>
-    </w:p>
-    <w:bookmarkStart w:id="52" w:name="fig:006"/>
+        <w:t xml:space="preserve">. Файл отображается в активной панели Midnight Commander и готов к открытию (рис.</w:t>
+      </w:r>
+      <w:r>
+        <w:t xml:space="preserve"> </w:t>
+      </w:r>
+      <w:r>
+        <w:t xml:space="preserve">@fig:006</w:t>
+      </w:r>
+      <w:r>
+        <w:t xml:space="preserve">).</w:t>
+      </w:r>
+    </w:p>
+    <w:bookmarkStart w:id="41" w:name="fig:006"/>
     <w:p>
       <w:pPr>
         <w:pStyle w:val="CaptionedFigure"/>
@@ -1313,18 +1259,18 @@
           <wp:inline>
             <wp:extent cx="3733800" cy="881999"/>
             <wp:effectExtent b="0" l="0" r="0" t="0"/>
-            <wp:docPr descr="Рис. 6: Файл text.txt в панели Midnight Commander" title="" id="50" name="Picture"/>
+            <wp:docPr descr="Файл text.txt в панели Midnight Commander" title="" id="39" name="Picture"/>
             <a:graphic>
               <a:graphicData uri="http://schemas.openxmlformats.org/drawingml/2006/picture">
                 <pic:pic>
                   <pic:nvPicPr>
-                    <pic:cNvPr descr="images/6.png" id="51" name="Picture"/>
+                    <pic:cNvPr descr="images/6.png" id="40" name="Picture"/>
                     <pic:cNvPicPr>
                       <a:picLocks noChangeArrowheads="1" noChangeAspect="1"/>
                     </pic:cNvPicPr>
                   </pic:nvPicPr>
                   <pic:blipFill>
-                    <a:blip r:embed="rId49"/>
+                    <a:blip r:embed="rId38"/>
                     <a:stretch>
                       <a:fillRect/>
                     </a:stretch>
@@ -1356,26 +1302,17 @@
         <w:pStyle w:val="ImageCaption"/>
       </w:pPr>
       <w:r>
-        <w:t xml:space="preserve">Рис. 6: Файл text.txt в панели Midnight Commander</w:t>
-      </w:r>
-    </w:p>
-    <w:bookmarkEnd w:id="52"/>
-    <w:bookmarkEnd w:id="53"/>
-    <w:bookmarkStart w:id="58" w:name="вставка-фрагмента-текста"/>
+        <w:t xml:space="preserve">Файл text.txt в панели Midnight Commander</w:t>
+      </w:r>
+    </w:p>
+    <w:bookmarkEnd w:id="41"/>
+    <w:bookmarkEnd w:id="42"/>
+    <w:bookmarkStart w:id="47" w:name="вставка-фрагмента-текста"/>
     <w:p>
       <w:pPr>
         <w:pStyle w:val="Heading3"/>
       </w:pPr>
       <w:r>
-        <w:rPr>
-          <w:rStyle w:val="SectionNumber"/>
-        </w:rPr>
-        <w:t xml:space="preserve">4.2.2</w:t>
-      </w:r>
-      <w:r>
-        <w:tab/>
-      </w:r>
-      <w:r>
         <w:t xml:space="preserve">Вставка фрагмента текста</w:t>
       </w:r>
     </w:p>
@@ -1412,10 +1349,19 @@
         <w:t xml:space="preserve">F4</w:t>
       </w:r>
       <w:r>
-        <w:t xml:space="preserve">. В открытый файл вставлен небольшой фрагмент текста, скопированный из внешнего источника (рис. 7).</w:t>
-      </w:r>
-    </w:p>
-    <w:bookmarkStart w:id="57" w:name="fig:007"/>
+        <w:t xml:space="preserve">. В открытый файл вставлен небольшой фрагмент текста, скопированный из внешнего источника (рис.</w:t>
+      </w:r>
+      <w:r>
+        <w:t xml:space="preserve"> </w:t>
+      </w:r>
+      <w:r>
+        <w:t xml:space="preserve">@fig:007</w:t>
+      </w:r>
+      <w:r>
+        <w:t xml:space="preserve">).</w:t>
+      </w:r>
+    </w:p>
+    <w:bookmarkStart w:id="46" w:name="fig:007"/>
     <w:p>
       <w:pPr>
         <w:pStyle w:val="CaptionedFigure"/>
@@ -1425,18 +1371,18 @@
           <wp:inline>
             <wp:extent cx="3733800" cy="843562"/>
             <wp:effectExtent b="0" l="0" r="0" t="0"/>
-            <wp:docPr descr="Рис. 7: Вставка текстового фрагмента в редакторе mc" title="" id="55" name="Picture"/>
+            <wp:docPr descr="Вставка текстового фрагмента в редакторе mc" title="" id="44" name="Picture"/>
             <a:graphic>
               <a:graphicData uri="http://schemas.openxmlformats.org/drawingml/2006/picture">
                 <pic:pic>
                   <pic:nvPicPr>
-                    <pic:cNvPr descr="images/7.png" id="56" name="Picture"/>
+                    <pic:cNvPr descr="images/7.png" id="45" name="Picture"/>
                     <pic:cNvPicPr>
                       <a:picLocks noChangeArrowheads="1" noChangeAspect="1"/>
                     </pic:cNvPicPr>
                   </pic:nvPicPr>
                   <pic:blipFill>
-                    <a:blip r:embed="rId54"/>
+                    <a:blip r:embed="rId43"/>
                     <a:stretch>
                       <a:fillRect/>
                     </a:stretch>
@@ -1468,26 +1414,17 @@
         <w:pStyle w:val="ImageCaption"/>
       </w:pPr>
       <w:r>
-        <w:t xml:space="preserve">Рис. 7: Вставка текстового фрагмента в редакторе mc</w:t>
-      </w:r>
-    </w:p>
-    <w:bookmarkEnd w:id="57"/>
-    <w:bookmarkEnd w:id="58"/>
-    <w:bookmarkStart w:id="63" w:name="X2651695d11d9e3e7e408204b8fa43b440812503"/>
+        <w:t xml:space="preserve">Вставка текстового фрагмента в редакторе mc</w:t>
+      </w:r>
+    </w:p>
+    <w:bookmarkEnd w:id="46"/>
+    <w:bookmarkEnd w:id="47"/>
+    <w:bookmarkStart w:id="52" w:name="X2651695d11d9e3e7e408204b8fa43b440812503"/>
     <w:p>
       <w:pPr>
         <w:pStyle w:val="Heading3"/>
       </w:pPr>
       <w:r>
-        <w:rPr>
-          <w:rStyle w:val="SectionNumber"/>
-        </w:rPr>
-        <w:t xml:space="preserve">4.2.3</w:t>
-      </w:r>
-      <w:r>
-        <w:tab/>
-      </w:r>
-      <w:r>
         <w:t xml:space="preserve">Копирование и перемещение фрагментов текста</w:t>
       </w:r>
     </w:p>
@@ -1526,7 +1463,16 @@
         <w:t xml:space="preserve">F6</w:t>
       </w:r>
       <w:r>
-        <w:t xml:space="preserve">). На экране видны изменения содержимого — добавленные и продублированные строки (рис. 8).</w:t>
+        <w:t xml:space="preserve">). На экране видны изменения содержимого — добавленные и продублированные строки (рис.</w:t>
+      </w:r>
+      <w:r>
+        <w:t xml:space="preserve"> </w:t>
+      </w:r>
+      <w:r>
+        <w:t xml:space="preserve">@fig:008</w:t>
+      </w:r>
+      <w:r>
+        <w:t xml:space="preserve">).</w:t>
       </w:r>
     </w:p>
     <w:p>
@@ -1558,7 +1504,7 @@
         <w:t xml:space="preserve">F6 — переместить выделенный фрагмент</w:t>
       </w:r>
     </w:p>
-    <w:bookmarkStart w:id="62" w:name="fig:008"/>
+    <w:bookmarkStart w:id="51" w:name="fig:008"/>
     <w:p>
       <w:pPr>
         <w:pStyle w:val="CaptionedFigure"/>
@@ -1568,18 +1514,18 @@
           <wp:inline>
             <wp:extent cx="3733800" cy="1003172"/>
             <wp:effectExtent b="0" l="0" r="0" t="0"/>
-            <wp:docPr descr="Рис. 8: Копирование и перемещение фрагментов текста в редакторе mc" title="" id="60" name="Picture"/>
+            <wp:docPr descr="Копирование и перемещение фрагментов текста в редакторе mc" title="" id="49" name="Picture"/>
             <a:graphic>
               <a:graphicData uri="http://schemas.openxmlformats.org/drawingml/2006/picture">
                 <pic:pic>
                   <pic:nvPicPr>
-                    <pic:cNvPr descr="images/8.png" id="61" name="Picture"/>
+                    <pic:cNvPr descr="images/8.png" id="50" name="Picture"/>
                     <pic:cNvPicPr>
                       <a:picLocks noChangeArrowheads="1" noChangeAspect="1"/>
                     </pic:cNvPicPr>
                   </pic:nvPicPr>
                   <pic:blipFill>
-                    <a:blip r:embed="rId59"/>
+                    <a:blip r:embed="rId48"/>
                     <a:stretch>
                       <a:fillRect/>
                     </a:stretch>
@@ -1611,26 +1557,17 @@
         <w:pStyle w:val="ImageCaption"/>
       </w:pPr>
       <w:r>
-        <w:t xml:space="preserve">Рис. 8: Копирование и перемещение фрагментов текста в редакторе mc</w:t>
-      </w:r>
-    </w:p>
-    <w:bookmarkEnd w:id="62"/>
-    <w:bookmarkEnd w:id="63"/>
-    <w:bookmarkStart w:id="68" w:name="сохранение-и-отмена-последнего-действия"/>
+        <w:t xml:space="preserve">Копирование и перемещение фрагментов текста в редакторе mc</w:t>
+      </w:r>
+    </w:p>
+    <w:bookmarkEnd w:id="51"/>
+    <w:bookmarkEnd w:id="52"/>
+    <w:bookmarkStart w:id="57" w:name="сохранение-и-отмена-последнего-действия"/>
     <w:p>
       <w:pPr>
         <w:pStyle w:val="Heading3"/>
       </w:pPr>
       <w:r>
-        <w:rPr>
-          <w:rStyle w:val="SectionNumber"/>
-        </w:rPr>
-        <w:t xml:space="preserve">4.2.4</w:t>
-      </w:r>
-      <w:r>
-        <w:tab/>
-      </w:r>
-      <w:r>
         <w:t xml:space="preserve">Сохранение и отмена последнего действия</w:t>
       </w:r>
     </w:p>
@@ -1684,7 +1621,16 @@
         <w:t xml:space="preserve"> </w:t>
       </w:r>
       <w:r>
-        <w:t xml:space="preserve">отменено последнее выполненное действие (рис. 9).</w:t>
+        <w:t xml:space="preserve">отменено последнее выполненное действие (рис.</w:t>
+      </w:r>
+      <w:r>
+        <w:t xml:space="preserve"> </w:t>
+      </w:r>
+      <w:r>
+        <w:t xml:space="preserve">@fig:009</w:t>
+      </w:r>
+      <w:r>
+        <w:t xml:space="preserve">).</w:t>
       </w:r>
     </w:p>
     <w:p>
@@ -1707,7 +1653,7 @@
         <w:t xml:space="preserve">Ctrl-u — отменить последнее действие</w:t>
       </w:r>
     </w:p>
-    <w:bookmarkStart w:id="67" w:name="fig:009"/>
+    <w:bookmarkStart w:id="56" w:name="fig:009"/>
     <w:p>
       <w:pPr>
         <w:pStyle w:val="CaptionedFigure"/>
@@ -1717,18 +1663,18 @@
           <wp:inline>
             <wp:extent cx="3733800" cy="1092656"/>
             <wp:effectExtent b="0" l="0" r="0" t="0"/>
-            <wp:docPr descr="Рис. 9: Отмена последнего действия через меню Edit → Undo" title="" id="65" name="Picture"/>
+            <wp:docPr descr="Отмена последнего действия через меню Edit → Undo" title="" id="54" name="Picture"/>
             <a:graphic>
               <a:graphicData uri="http://schemas.openxmlformats.org/drawingml/2006/picture">
                 <pic:pic>
                   <pic:nvPicPr>
-                    <pic:cNvPr descr="images/9.png" id="66" name="Picture"/>
+                    <pic:cNvPr descr="images/9.png" id="55" name="Picture"/>
                     <pic:cNvPicPr>
                       <a:picLocks noChangeArrowheads="1" noChangeAspect="1"/>
                     </pic:cNvPicPr>
                   </pic:nvPicPr>
                   <pic:blipFill>
-                    <a:blip r:embed="rId64"/>
+                    <a:blip r:embed="rId53"/>
                     <a:stretch>
                       <a:fillRect/>
                     </a:stretch>
@@ -1760,26 +1706,17 @@
         <w:pStyle w:val="ImageCaption"/>
       </w:pPr>
       <w:r>
-        <w:t xml:space="preserve">Рис. 9: Отмена последнего действия через меню Edit → Undo</w:t>
-      </w:r>
-    </w:p>
-    <w:bookmarkEnd w:id="67"/>
-    <w:bookmarkEnd w:id="68"/>
-    <w:bookmarkStart w:id="73" w:name="X6b97c1ebc9f3d4a3c9145a23f98f5e5c254fc43"/>
+        <w:t xml:space="preserve">Отмена последнего действия через меню Edit → Undo</w:t>
+      </w:r>
+    </w:p>
+    <w:bookmarkEnd w:id="56"/>
+    <w:bookmarkEnd w:id="57"/>
+    <w:bookmarkStart w:id="62" w:name="X6b97c1ebc9f3d4a3c9145a23f98f5e5c254fc43"/>
     <w:p>
       <w:pPr>
         <w:pStyle w:val="Heading3"/>
       </w:pPr>
       <w:r>
-        <w:rPr>
-          <w:rStyle w:val="SectionNumber"/>
-        </w:rPr>
-        <w:t xml:space="preserve">4.2.5</w:t>
-      </w:r>
-      <w:r>
-        <w:tab/>
-      </w:r>
-      <w:r>
         <w:t xml:space="preserve">Переход в конец и начало файла, итоговое сохранение</w:t>
       </w:r>
     </w:p>
@@ -1812,7 +1749,16 @@
         <w:t xml:space="preserve">hi.</w:t>
       </w:r>
       <w:r>
-        <w:t xml:space="preserve">. Файл сохранён и закрыт (рис. 10).</w:t>
+        <w:t xml:space="preserve">. Файл сохранён и закрыт (рис.</w:t>
+      </w:r>
+      <w:r>
+        <w:t xml:space="preserve"> </w:t>
+      </w:r>
+      <w:r>
+        <w:t xml:space="preserve">@fig:010</w:t>
+      </w:r>
+      <w:r>
+        <w:t xml:space="preserve">).</w:t>
       </w:r>
     </w:p>
     <w:p>
@@ -1853,7 +1799,7 @@
         <w:t xml:space="preserve">F10       — выйти из редактора</w:t>
       </w:r>
     </w:p>
-    <w:bookmarkStart w:id="72" w:name="fig:010"/>
+    <w:bookmarkStart w:id="61" w:name="fig:010"/>
     <w:p>
       <w:pPr>
         <w:pStyle w:val="CaptionedFigure"/>
@@ -1863,18 +1809,18 @@
           <wp:inline>
             <wp:extent cx="3733800" cy="1465926"/>
             <wp:effectExtent b="0" l="0" r="0" t="0"/>
-            <wp:docPr descr="Рис. 10: Итоговое содержимое файла text.txt после всех операций редактирования" title="" id="70" name="Picture"/>
+            <wp:docPr descr="Итоговое содержимое файла text.txt после всех операций редактирования" title="" id="59" name="Picture"/>
             <a:graphic>
               <a:graphicData uri="http://schemas.openxmlformats.org/drawingml/2006/picture">
                 <pic:pic>
                   <pic:nvPicPr>
-                    <pic:cNvPr descr="images/10.png" id="71" name="Picture"/>
+                    <pic:cNvPr descr="images/10.png" id="60" name="Picture"/>
                     <pic:cNvPicPr>
                       <a:picLocks noChangeArrowheads="1" noChangeAspect="1"/>
                     </pic:cNvPicPr>
                   </pic:nvPicPr>
                   <pic:blipFill>
-                    <a:blip r:embed="rId69"/>
+                    <a:blip r:embed="rId58"/>
                     <a:stretch>
                       <a:fillRect/>
                     </a:stretch>
@@ -1906,26 +1852,17 @@
         <w:pStyle w:val="ImageCaption"/>
       </w:pPr>
       <w:r>
-        <w:t xml:space="preserve">Рис. 10: Итоговое содержимое файла text.txt после всех операций редактирования</w:t>
-      </w:r>
-    </w:p>
-    <w:bookmarkEnd w:id="72"/>
-    <w:bookmarkEnd w:id="73"/>
-    <w:bookmarkStart w:id="78" w:name="открытие-файла-с-исходным-кодом"/>
+        <w:t xml:space="preserve">Итоговое содержимое файла text.txt после всех операций редактирования</w:t>
+      </w:r>
+    </w:p>
+    <w:bookmarkEnd w:id="61"/>
+    <w:bookmarkEnd w:id="62"/>
+    <w:bookmarkStart w:id="67" w:name="открытие-файла-с-исходным-кодом"/>
     <w:p>
       <w:pPr>
         <w:pStyle w:val="Heading3"/>
       </w:pPr>
       <w:r>
-        <w:rPr>
-          <w:rStyle w:val="SectionNumber"/>
-        </w:rPr>
-        <w:t xml:space="preserve">4.2.6</w:t>
-      </w:r>
-      <w:r>
-        <w:tab/>
-      </w:r>
-      <w:r>
         <w:t xml:space="preserve">Открытие файла с исходным кодом</w:t>
       </w:r>
     </w:p>
@@ -1949,10 +1886,19 @@
         <w:t xml:space="preserve"> </w:t>
       </w:r>
       <w:r>
-        <w:t xml:space="preserve">во встроенном редакторе Midnight Commander. Выполнен просмотр содержимого HTML-файла до включения подсветки синтаксиса (рис. 11).</w:t>
-      </w:r>
-    </w:p>
-    <w:bookmarkStart w:id="77" w:name="fig:011"/>
+        <w:t xml:space="preserve">во встроенном редакторе Midnight Commander. Выполнен просмотр содержимого HTML-файла до включения подсветки синтаксиса (рис.</w:t>
+      </w:r>
+      <w:r>
+        <w:t xml:space="preserve"> </w:t>
+      </w:r>
+      <w:r>
+        <w:t xml:space="preserve">@fig:011</w:t>
+      </w:r>
+      <w:r>
+        <w:t xml:space="preserve">).</w:t>
+      </w:r>
+    </w:p>
+    <w:bookmarkStart w:id="66" w:name="fig:011"/>
     <w:p>
       <w:pPr>
         <w:pStyle w:val="CaptionedFigure"/>
@@ -1962,18 +1908,18 @@
           <wp:inline>
             <wp:extent cx="3733800" cy="1341402"/>
             <wp:effectExtent b="0" l="0" r="0" t="0"/>
-            <wp:docPr descr="Рис. 11: Файл presentation.html в редакторе mc без подсветки синтаксиса" title="" id="75" name="Picture"/>
+            <wp:docPr descr="Файл presentation.html в редакторе mc без подсветки синтаксиса" title="" id="64" name="Picture"/>
             <a:graphic>
               <a:graphicData uri="http://schemas.openxmlformats.org/drawingml/2006/picture">
                 <pic:pic>
                   <pic:nvPicPr>
-                    <pic:cNvPr descr="images/11.png" id="76" name="Picture"/>
+                    <pic:cNvPr descr="images/11.png" id="65" name="Picture"/>
                     <pic:cNvPicPr>
                       <a:picLocks noChangeArrowheads="1" noChangeAspect="1"/>
                     </pic:cNvPicPr>
                   </pic:nvPicPr>
                   <pic:blipFill>
-                    <a:blip r:embed="rId74"/>
+                    <a:blip r:embed="rId63"/>
                     <a:stretch>
                       <a:fillRect/>
                     </a:stretch>
@@ -2005,26 +1951,17 @@
         <w:pStyle w:val="ImageCaption"/>
       </w:pPr>
       <w:r>
-        <w:t xml:space="preserve">Рис. 11: Файл presentation.html в редакторе mc без подсветки синтаксиса</w:t>
-      </w:r>
-    </w:p>
-    <w:bookmarkEnd w:id="77"/>
-    <w:bookmarkEnd w:id="78"/>
-    <w:bookmarkStart w:id="83" w:name="включение-подсветки-синтаксиса"/>
+        <w:t xml:space="preserve">Файл presentation.html в редакторе mc без подсветки синтаксиса</w:t>
+      </w:r>
+    </w:p>
+    <w:bookmarkEnd w:id="66"/>
+    <w:bookmarkEnd w:id="67"/>
+    <w:bookmarkStart w:id="72" w:name="включение-подсветки-синтаксиса"/>
     <w:p>
       <w:pPr>
         <w:pStyle w:val="Heading3"/>
       </w:pPr>
       <w:r>
-        <w:rPr>
-          <w:rStyle w:val="SectionNumber"/>
-        </w:rPr>
-        <w:t xml:space="preserve">4.2.7</w:t>
-      </w:r>
-      <w:r>
-        <w:tab/>
-      </w:r>
-      <w:r>
         <w:t xml:space="preserve">Включение подсветки синтаксиса</w:t>
       </w:r>
     </w:p>
@@ -2033,10 +1970,19 @@
         <w:pStyle w:val="FirstParagraph"/>
       </w:pPr>
       <w:r>
-        <w:t xml:space="preserve">Через меню редактора включена подсветка синтаксиса для HTML-файла. Теги и атрибуты выделяются цветом, что существенно упрощает чтение и редактирование кода (рис. 12).</w:t>
-      </w:r>
-    </w:p>
-    <w:bookmarkStart w:id="82" w:name="fig:012"/>
+        <w:t xml:space="preserve">Через меню редактора включена подсветка синтаксиса для HTML-файла. Теги и атрибуты выделяются цветом, что существенно упрощает чтение и редактирование кода (рис.</w:t>
+      </w:r>
+      <w:r>
+        <w:t xml:space="preserve"> </w:t>
+      </w:r>
+      <w:r>
+        <w:t xml:space="preserve">@fig:012</w:t>
+      </w:r>
+      <w:r>
+        <w:t xml:space="preserve">).</w:t>
+      </w:r>
+    </w:p>
+    <w:bookmarkStart w:id="71" w:name="fig:012"/>
     <w:p>
       <w:pPr>
         <w:pStyle w:val="CaptionedFigure"/>
@@ -2046,18 +1992,18 @@
           <wp:inline>
             <wp:extent cx="3733800" cy="1388380"/>
             <wp:effectExtent b="0" l="0" r="0" t="0"/>
-            <wp:docPr descr="Рис. 12: Файл presentation.html с включённой подсветкой синтаксиса" title="" id="80" name="Picture"/>
+            <wp:docPr descr="Файл presentation.html с включённой подсветкой синтаксиса" title="" id="69" name="Picture"/>
             <a:graphic>
               <a:graphicData uri="http://schemas.openxmlformats.org/drawingml/2006/picture">
                 <pic:pic>
                   <pic:nvPicPr>
-                    <pic:cNvPr descr="images/12.png" id="81" name="Picture"/>
+                    <pic:cNvPr descr="images/12.png" id="70" name="Picture"/>
                     <pic:cNvPicPr>
                       <a:picLocks noChangeArrowheads="1" noChangeAspect="1"/>
                     </pic:cNvPicPr>
                   </pic:nvPicPr>
                   <pic:blipFill>
-                    <a:blip r:embed="rId79"/>
+                    <a:blip r:embed="rId68"/>
                     <a:stretch>
                       <a:fillRect/>
                     </a:stretch>
@@ -2089,28 +2035,19 @@
         <w:pStyle w:val="ImageCaption"/>
       </w:pPr>
       <w:r>
-        <w:t xml:space="preserve">Рис. 12: Файл presentation.html с включённой подсветкой синтаксиса</w:t>
-      </w:r>
-    </w:p>
-    <w:bookmarkEnd w:id="82"/>
-    <w:bookmarkEnd w:id="83"/>
-    <w:bookmarkEnd w:id="84"/>
-    <w:bookmarkEnd w:id="85"/>
-    <w:bookmarkStart w:id="86" w:name="контрольные-вопросы"/>
+        <w:t xml:space="preserve">Файл presentation.html с включённой подсветкой синтаксиса</w:t>
+      </w:r>
+    </w:p>
+    <w:bookmarkEnd w:id="71"/>
+    <w:bookmarkEnd w:id="72"/>
+    <w:bookmarkEnd w:id="73"/>
+    <w:bookmarkEnd w:id="74"/>
+    <w:bookmarkStart w:id="75" w:name="контрольные-вопросы"/>
     <w:p>
       <w:pPr>
         <w:pStyle w:val="Heading1"/>
       </w:pPr>
       <w:r>
-        <w:rPr>
-          <w:rStyle w:val="SectionNumber"/>
-        </w:rPr>
-        <w:t xml:space="preserve">5</w:t>
-      </w:r>
-      <w:r>
-        <w:tab/>
-      </w:r>
-      <w:r>
         <w:t xml:space="preserve">Контрольные вопросы</w:t>
       </w:r>
     </w:p>
@@ -3633,22 +3570,13 @@
         <w:t xml:space="preserve">позволяет выполнить произвольную команду с текущим файлом в качестве аргумента и просмотреть результат прямо в mc.</w:t>
       </w:r>
     </w:p>
-    <w:bookmarkEnd w:id="86"/>
-    <w:bookmarkStart w:id="87" w:name="выводы"/>
+    <w:bookmarkEnd w:id="75"/>
+    <w:bookmarkStart w:id="76" w:name="выводы"/>
     <w:p>
       <w:pPr>
         <w:pStyle w:val="Heading1"/>
       </w:pPr>
       <w:r>
-        <w:rPr>
-          <w:rStyle w:val="SectionNumber"/>
-        </w:rPr>
-        <w:t xml:space="preserve">6</w:t>
-      </w:r>
-      <w:r>
-        <w:tab/>
-      </w:r>
-      <w:r>
         <w:t xml:space="preserve">Выводы</w:t>
       </w:r>
     </w:p>
@@ -3703,8 +3631,8 @@
         <w:t xml:space="preserve">с применением всех основных горячих клавиш встроенного редактора: вставка, копирование, перемещение фрагментов, отмена действий, навигация и сохранение. Изучена подсветка синтаксиса на примере HTML-файла.</w:t>
       </w:r>
     </w:p>
-    <w:bookmarkEnd w:id="87"/>
-    <w:bookmarkStart w:id="89" w:name="список-литературы"/>
+    <w:bookmarkEnd w:id="76"/>
+    <w:bookmarkStart w:id="78" w:name="список-литературы"/>
     <w:p>
       <w:pPr>
         <w:pStyle w:val="Heading1"/>
@@ -3713,9 +3641,9 @@
         <w:t xml:space="preserve">Список литературы</w:t>
       </w:r>
     </w:p>
-    <w:bookmarkStart w:id="88" w:name="refs"/>
-    <w:bookmarkEnd w:id="88"/>
-    <w:bookmarkEnd w:id="89"/>
+    <w:bookmarkStart w:id="77" w:name="refs"/>
+    <w:bookmarkEnd w:id="77"/>
+    <w:bookmarkEnd w:id="78"/>
     <w:sectPr>
       <w:footnotePr>
         <w:numRestart w:val="eachSect"/>
@@ -4058,10 +3986,10 @@
   <w:docDefaults>
     <w:rPrDefault>
       <w:rPr>
-        <w:rFonts w:asciiTheme="minorHAnsi" w:cstheme="minorBidi" w:eastAsiaTheme="minorHAnsi" w:hAnsiTheme="minorHAnsi"/>
+        <w:rFonts w:asciiTheme="minorHAnsi" w:cstheme="minorBidi" w:eastAsiaTheme="minorEastAsia" w:hAnsiTheme="minorHAnsi"/>
         <w:sz w:val="24"/>
         <w:szCs w:val="24"/>
-        <w:lang w:bidi="ar-SA" w:eastAsia="en-US" w:val="ru-RU"/>
+        <w:lang w:bidi="ar-SA" w:eastAsia="zh-CN" w:val="ru-RU"/>
       </w:rPr>
     </w:rPrDefault>
     <w:pPrDefault>
@@ -4602,13 +4530,6 @@
       </w:tblCellMar>
     </w:tblPr>
     <w:tblStylePr w:type="firstRow">
-      <w:tblPr>
-        <w:jc w:val="left"/>
-        <w:tblInd w:type="dxa" w:w="0"/>
-      </w:tblPr>
-      <w:trPr>
-        <w:jc w:val="left"/>
-      </w:trPr>
       <w:tcPr>
         <w:tcBorders>
           <w:bottom w:val="single"/>
